--- a/ModernControl/word_output/ch02_现代控制理论基础.docx
+++ b/ModernControl/word_output/ch02_现代控制理论基础.docx
@@ -1837,6 +1837,19 @@
           <w:rFonts w:hint="eastAsia"/>
         </w:rPr>
         <w:t xml:space="preserve">其中各矩阵的含义为：</w:t>
+      </w:r>
+    </w:p>
+    <w:p>
+      <w:pPr>
+        <w:pStyle w:val="BodyText"/>
+      </w:pPr>
+      <w:r>
+        <w:rPr>
+          <w:rFonts w:hint="eastAsia"/>
+          <w:b/>
+          <w:bCs/>
+        </w:rPr>
+        <w:t xml:space="preserve">表2-1</w:t>
       </w:r>
     </w:p>
     <w:tbl>
@@ -17316,6 +17329,19 @@
           <w:rFonts w:hint="eastAsia"/>
         </w:rPr>
         <w:t xml:space="preserve">决定：</w:t>
+      </w:r>
+    </w:p>
+    <w:p>
+      <w:pPr>
+        <w:pStyle w:val="BodyText"/>
+      </w:pPr>
+      <w:r>
+        <w:rPr>
+          <w:rFonts w:hint="eastAsia"/>
+          <w:b/>
+          <w:bCs/>
+        </w:rPr>
+        <w:t xml:space="preserve">表2-2</w:t>
       </w:r>
     </w:p>
     <w:tbl>
